--- a/AI_Agents_and_Advanced_Fine_Tuning_Bootcamp/Lab_Walkthroughs/Week_07_Lab_C_dpo_on_an_llm.docx
+++ b/AI_Agents_and_Advanced_Fine_Tuning_Bootcamp/Lab_Walkthroughs/Week_07_Lab_C_dpo_on_an_llm.docx
@@ -32,7 +32,7 @@
           <w:color w:val="333333"/>
           <w:sz w:val="22"/>
         </w:rPr>
-        <w:t>Bootcamp week: Multiple Agents and Deep RL | Session: Thursday</w:t>
+        <w:t>Bootcamp week: Multiple Agents and Deep RL | Session: Sunday lab block</w:t>
       </w:r>
     </w:p>
     <w:p>
@@ -96,7 +96,7 @@
           <w:color w:val="333333"/>
           <w:sz w:val="22"/>
         </w:rPr>
-        <w:t>Cluster workspace from week 1 plus week-specific deps in the requirements.txt that ships with this lab.</w:t>
+        <w:t>Same rig; the raw preference pairs (not the reward model).</w:t>
       </w:r>
     </w:p>
     <w:p>
@@ -118,7 +118,7 @@
           <w:color w:val="333333"/>
           <w:sz w:val="22"/>
         </w:rPr>
-        <w:t>Concept list available in the class notes for this week.</w:t>
+        <w:t>DPO: closed-form preference optimization against a reference</w:t>
       </w:r>
     </w:p>
     <w:p>
@@ -130,7 +130,19 @@
           <w:color w:val="333333"/>
           <w:sz w:val="22"/>
         </w:rPr>
-        <w:t>Lab guide TA reviews the concepts in the first 15 minutes.</w:t>
+        <w:t>beta controls how far the policy can drift</w:t>
+      </w:r>
+    </w:p>
+    <w:p>
+      <w:pPr>
+        <w:pStyle w:val="ListBullet"/>
+      </w:pPr>
+      <w:r>
+        <w:rPr>
+          <w:color w:val="333333"/>
+          <w:sz w:val="22"/>
+        </w:rPr>
+        <w:t>No reward model and no rollouts: pure supervised-style loop</w:t>
       </w:r>
     </w:p>
     <w:p>
@@ -199,7 +211,111 @@
           <w:color w:val="101010"/>
           <w:sz w:val="18"/>
         </w:rPr>
-        <w:t># Starter code is in the lab repo: see lab_starter.py.</w:t>
+        <w:t>from trl import DPOConfig, DPOTrainer</w:t>
+      </w:r>
+    </w:p>
+    <w:p>
+      <w:pPr>
+        <w:spacing w:after="0" w:before="0"/>
+      </w:pPr>
+      <w:r>
+        <w:rPr>
+          <w:rFonts w:ascii="Consolas" w:hAnsi="Consolas"/>
+          <w:color w:val="101010"/>
+          <w:sz w:val="18"/>
+        </w:rPr>
+        <w:t xml:space="preserve"> </w:t>
+      </w:r>
+    </w:p>
+    <w:p>
+      <w:pPr>
+        <w:spacing w:after="0" w:before="0"/>
+      </w:pPr>
+      <w:r>
+        <w:rPr>
+          <w:rFonts w:ascii="Consolas" w:hAnsi="Consolas"/>
+          <w:color w:val="101010"/>
+          <w:sz w:val="18"/>
+        </w:rPr>
+        <w:t>cfg = DPOConfig(beta=0.1, learning_rate=5e-7,</w:t>
+      </w:r>
+    </w:p>
+    <w:p>
+      <w:pPr>
+        <w:spacing w:after="0" w:before="0"/>
+      </w:pPr>
+      <w:r>
+        <w:rPr>
+          <w:rFonts w:ascii="Consolas" w:hAnsi="Consolas"/>
+          <w:color w:val="101010"/>
+          <w:sz w:val="18"/>
+        </w:rPr>
+        <w:t xml:space="preserve">                max_length=512, max_prompt_length=256)</w:t>
+      </w:r>
+    </w:p>
+    <w:p>
+      <w:pPr>
+        <w:spacing w:after="0" w:before="0"/>
+      </w:pPr>
+      <w:r>
+        <w:rPr>
+          <w:rFonts w:ascii="Consolas" w:hAnsi="Consolas"/>
+          <w:color w:val="101010"/>
+          <w:sz w:val="18"/>
+        </w:rPr>
+        <w:t>trainer = DPOTrainer(model=BASE_1B, ref_model=None,  # PEFT ref</w:t>
+      </w:r>
+    </w:p>
+    <w:p>
+      <w:pPr>
+        <w:spacing w:after="0" w:before="0"/>
+      </w:pPr>
+      <w:r>
+        <w:rPr>
+          <w:rFonts w:ascii="Consolas" w:hAnsi="Consolas"/>
+          <w:color w:val="101010"/>
+          <w:sz w:val="18"/>
+        </w:rPr>
+        <w:t xml:space="preserve">                     args=cfg, train_dataset=pairs,</w:t>
+      </w:r>
+    </w:p>
+    <w:p>
+      <w:pPr>
+        <w:spacing w:after="0" w:before="0"/>
+      </w:pPr>
+      <w:r>
+        <w:rPr>
+          <w:rFonts w:ascii="Consolas" w:hAnsi="Consolas"/>
+          <w:color w:val="101010"/>
+          <w:sz w:val="18"/>
+        </w:rPr>
+        <w:t xml:space="preserve">                     processing_class=tokenizer)</w:t>
+      </w:r>
+    </w:p>
+    <w:p>
+      <w:pPr>
+        <w:spacing w:after="0" w:before="0"/>
+      </w:pPr>
+      <w:r>
+        <w:rPr>
+          <w:rFonts w:ascii="Consolas" w:hAnsi="Consolas"/>
+          <w:color w:val="101010"/>
+          <w:sz w:val="18"/>
+        </w:rPr>
+        <w:t>trainer.train()</w:t>
+      </w:r>
+    </w:p>
+    <w:p>
+      <w:pPr>
+        <w:spacing w:after="0" w:before="0"/>
+      </w:pPr>
+      <w:r>
+        <w:rPr>
+          <w:rFonts w:ascii="Consolas" w:hAnsi="Consolas"/>
+          <w:color w:val="101010"/>
+          <w:sz w:val="18"/>
+        </w:rPr>
+        <w:t xml:space="preserve"> </w:t>
       </w:r>
     </w:p>
     <w:p>
@@ -221,7 +337,7 @@
           <w:color w:val="333333"/>
           <w:sz w:val="22"/>
         </w:rPr>
-        <w:t>all deliverables present in the submission folder</w:t>
+        <w:t>implicit-reward margin (chosen minus rejected) grows during training</w:t>
       </w:r>
     </w:p>
     <w:p>
@@ -233,7 +349,7 @@
           <w:color w:val="333333"/>
           <w:sz w:val="22"/>
         </w:rPr>
-        <w:t>code runs end-to-end without modification</w:t>
+        <w:t>DPO finishes in well under half the PPO wall-clock</w:t>
       </w:r>
     </w:p>
     <w:p>
@@ -245,7 +361,19 @@
           <w:color w:val="333333"/>
           <w:sz w:val="22"/>
         </w:rPr>
-        <w:t>results match the expected ranges in the rubric</w:t>
+        <w:t>three-way judge comparison PPO vs GRPO vs DPO on the same 100 prompts</w:t>
+      </w:r>
+    </w:p>
+    <w:p>
+      <w:pPr>
+        <w:pStyle w:val="ListBullet"/>
+      </w:pPr>
+      <w:r>
+        <w:rPr>
+          <w:color w:val="333333"/>
+          <w:sz w:val="22"/>
+        </w:rPr>
+        <w:t>writeup states when each method is the right choice</w:t>
       </w:r>
     </w:p>
     <w:p>
